--- a/Day 12.docx
+++ b/Day 12.docx
@@ -2,7 +2,565 @@
 <file path=word/document.xml><?xml version="1.0" encoding="utf-8"?>
 <w:document xmlns:wpc="http://schemas.microsoft.com/office/word/2010/wordprocessingCanvas" xmlns:cx="http://schemas.microsoft.com/office/drawing/2014/chartex" xmlns:cx1="http://schemas.microsoft.com/office/drawing/2015/9/8/chartex" xmlns:cx2="http://schemas.microsoft.com/office/drawing/2015/10/21/chartex" xmlns:cx3="http://schemas.microsoft.com/office/drawing/2016/5/9/chartex" xmlns:cx4="http://schemas.microsoft.com/office/drawing/2016/5/10/chartex" xmlns:cx5="http://schemas.microsoft.com/office/drawing/2016/5/11/chartex" xmlns:cx6="http://schemas.microsoft.com/office/drawing/2016/5/12/chartex" xmlns:cx7="http://schemas.microsoft.com/office/drawing/2016/5/13/chartex" xmlns:cx8="http://schemas.microsoft.com/office/drawing/2016/5/14/chartex" xmlns:mc="http://schemas.openxmlformats.org/markup-compatibility/2006" xmlns:aink="http://schemas.microsoft.com/office/drawing/2016/ink" xmlns:am3d="http://schemas.microsoft.com/office/drawing/2017/model3d" xmlns:o="urn:schemas-microsoft-com:office:office" xmlns:oel="http://schemas.microsoft.com/office/2019/extlst" xmlns:r="http://schemas.openxmlformats.org/officeDocument/2006/relationships" xmlns:m="http://schemas.openxmlformats.org/officeDocument/2006/math" xmlns:v="urn:schemas-microsoft-com:vml" xmlns:wp14="http://schemas.microsoft.com/office/word/2010/wordprocessingDrawing" xmlns:wp="http://schemas.openxmlformats.org/drawingml/2006/wordprocessingDrawing" xmlns:w10="urn:schemas-microsoft-com:office:word" xmlns:w="http://schemas.openxmlformats.org/wordprocessingml/2006/main" xmlns:w14="http://schemas.microsoft.com/office/word/2010/wordml" xmlns:w15="http://schemas.microsoft.com/office/word/2012/wordml" xmlns:w16cex="http://schemas.microsoft.com/office/word/2018/wordml/cex" xmlns:w16cid="http://schemas.microsoft.com/office/word/2016/wordml/cid" xmlns:w16="http://schemas.microsoft.com/office/word/2018/wordml" xmlns:w16du="http://schemas.microsoft.com/office/word/2023/wordml/word16du" xmlns:w16sdtdh="http://schemas.microsoft.com/office/word/2020/wordml/sdtdatahash" xmlns:w16sdtfl="http://schemas.microsoft.com/office/word/2024/wordml/sdtformatlock" xmlns:w16se="http://schemas.microsoft.com/office/word/2015/wordml/symex" xmlns:wpg="http://schemas.microsoft.com/office/word/2010/wordprocessingGroup" xmlns:wpi="http://schemas.microsoft.com/office/word/2010/wordprocessingInk" xmlns:wne="http://schemas.microsoft.com/office/word/2006/wordml" xmlns:wps="http://schemas.microsoft.com/office/word/2010/wordprocessingShape" mc:Ignorable="w14 w15 w16se w16cid w16 w16cex w16sdtdh w16sdtfl w16du wp14">
   <w:body>
-    <w:p/>
+    <w:p>
+      <w:pPr>
+        <w:rPr>
+          <w:rFonts w:ascii="Times New Roman" w:hAnsi="Times New Roman" w:cs="Times New Roman"/>
+          <w:b/>
+          <w:bCs/>
+        </w:rPr>
+      </w:pPr>
+      <w:r>
+        <w:rPr>
+          <w:rFonts w:ascii="Times New Roman" w:hAnsi="Times New Roman" w:cs="Times New Roman"/>
+          <w:b/>
+          <w:bCs/>
+        </w:rPr>
+        <w:t>Day 12 — Final Project Completion &amp; Presentation</w:t>
+      </w:r>
+    </w:p>
+    <w:p>
+      <w:pPr>
+        <w:rPr>
+          <w:rFonts w:ascii="Times New Roman" w:hAnsi="Times New Roman" w:cs="Times New Roman"/>
+        </w:rPr>
+      </w:pPr>
+      <w:r>
+        <w:rPr>
+          <w:rFonts w:ascii="Times New Roman" w:hAnsi="Times New Roman" w:cs="Times New Roman"/>
+          <w:b/>
+          <w:bCs/>
+        </w:rPr>
+        <w:t>Feature / YC Milestone:</w:t>
+      </w:r>
+      <w:r>
+        <w:rPr>
+          <w:rFonts w:ascii="Times New Roman" w:hAnsi="Times New Roman" w:cs="Times New Roman"/>
+        </w:rPr>
+        <w:br/>
+        <w:t>Final Project Completion</w:t>
+      </w:r>
+    </w:p>
+    <w:p>
+      <w:pPr>
+        <w:rPr>
+          <w:rFonts w:ascii="Times New Roman" w:hAnsi="Times New Roman" w:cs="Times New Roman"/>
+        </w:rPr>
+      </w:pPr>
+      <w:r>
+        <w:rPr>
+          <w:rFonts w:ascii="Times New Roman" w:hAnsi="Times New Roman" w:cs="Times New Roman"/>
+          <w:b/>
+          <w:bCs/>
+        </w:rPr>
+        <w:t>Design Thinking:</w:t>
+      </w:r>
+      <w:r>
+        <w:rPr>
+          <w:rFonts w:ascii="Times New Roman" w:hAnsi="Times New Roman" w:cs="Times New Roman"/>
+        </w:rPr>
+        <w:br/>
+        <w:t>Final Solution Presentation</w:t>
+      </w:r>
+    </w:p>
+    <w:p>
+      <w:pPr>
+        <w:rPr>
+          <w:rFonts w:ascii="Times New Roman" w:hAnsi="Times New Roman" w:cs="Times New Roman"/>
+        </w:rPr>
+      </w:pPr>
+      <w:r>
+        <w:rPr>
+          <w:rFonts w:ascii="Times New Roman" w:hAnsi="Times New Roman" w:cs="Times New Roman"/>
+          <w:b/>
+          <w:bCs/>
+        </w:rPr>
+        <w:t>Mini Application:</w:t>
+      </w:r>
+      <w:r>
+        <w:rPr>
+          <w:rFonts w:ascii="Times New Roman" w:hAnsi="Times New Roman" w:cs="Times New Roman"/>
+        </w:rPr>
+        <w:br/>
+        <w:t>Completed the PRISM application and integrated the developed procurement modules and AI workflows.</w:t>
+      </w:r>
+    </w:p>
+    <w:p>
+      <w:pPr>
+        <w:rPr>
+          <w:rFonts w:ascii="Times New Roman" w:hAnsi="Times New Roman" w:cs="Times New Roman"/>
+        </w:rPr>
+      </w:pPr>
+      <w:r>
+        <w:rPr>
+          <w:rFonts w:ascii="Times New Roman" w:hAnsi="Times New Roman" w:cs="Times New Roman"/>
+          <w:b/>
+          <w:bCs/>
+        </w:rPr>
+        <w:t>YC / Project Modules:</w:t>
+      </w:r>
+      <w:r>
+        <w:rPr>
+          <w:rFonts w:ascii="Times New Roman" w:hAnsi="Times New Roman" w:cs="Times New Roman"/>
+        </w:rPr>
+        <w:br/>
+        <w:t>Finalized Supplier Management, RFQ &amp; Quotation Management, Supplier Intelligence, Risk &amp; Monitoring, Decision &amp; Prescriptive, and Negotiation workflows.</w:t>
+      </w:r>
+    </w:p>
+    <w:p>
+      <w:pPr>
+        <w:rPr>
+          <w:rFonts w:ascii="Times New Roman" w:hAnsi="Times New Roman" w:cs="Times New Roman"/>
+        </w:rPr>
+      </w:pPr>
+      <w:r>
+        <w:rPr>
+          <w:rFonts w:ascii="Times New Roman" w:hAnsi="Times New Roman" w:cs="Times New Roman"/>
+          <w:b/>
+          <w:bCs/>
+        </w:rPr>
+        <w:t>System Design:</w:t>
+      </w:r>
+      <w:r>
+        <w:rPr>
+          <w:rFonts w:ascii="Times New Roman" w:hAnsi="Times New Roman" w:cs="Times New Roman"/>
+        </w:rPr>
+        <w:br/>
+        <w:t>Final Architecture &amp; End-to-End Workflow Review</w:t>
+      </w:r>
+    </w:p>
+    <w:p>
+      <w:pPr>
+        <w:rPr>
+          <w:rFonts w:ascii="Times New Roman" w:hAnsi="Times New Roman" w:cs="Times New Roman"/>
+        </w:rPr>
+      </w:pPr>
+      <w:r>
+        <w:rPr>
+          <w:rFonts w:ascii="Times New Roman" w:hAnsi="Times New Roman" w:cs="Times New Roman"/>
+          <w:b/>
+          <w:bCs/>
+        </w:rPr>
+        <w:t>DSA:</w:t>
+      </w:r>
+      <w:r>
+        <w:rPr>
+          <w:rFonts w:ascii="Times New Roman" w:hAnsi="Times New Roman" w:cs="Times New Roman"/>
+        </w:rPr>
+        <w:br/>
+        <w:t>Complexity Analysis &amp; Supplier Ranking – LeetCode #215</w:t>
+      </w:r>
+    </w:p>
+    <w:p>
+      <w:pPr>
+        <w:rPr>
+          <w:rFonts w:ascii="Times New Roman" w:hAnsi="Times New Roman" w:cs="Times New Roman"/>
+        </w:rPr>
+      </w:pPr>
+      <w:r>
+        <w:rPr>
+          <w:rFonts w:ascii="Times New Roman" w:hAnsi="Times New Roman" w:cs="Times New Roman"/>
+          <w:b/>
+          <w:bCs/>
+        </w:rPr>
+        <w:t>Python:</w:t>
+      </w:r>
+      <w:r>
+        <w:rPr>
+          <w:rFonts w:ascii="Times New Roman" w:hAnsi="Times New Roman" w:cs="Times New Roman"/>
+        </w:rPr>
+        <w:br/>
+        <w:t>Final Data Analysis &amp; Project Validation</w:t>
+      </w:r>
+    </w:p>
+    <w:p>
+      <w:pPr>
+        <w:rPr>
+          <w:rFonts w:ascii="Times New Roman" w:hAnsi="Times New Roman" w:cs="Times New Roman"/>
+        </w:rPr>
+      </w:pPr>
+      <w:r>
+        <w:rPr>
+          <w:rFonts w:ascii="Times New Roman" w:hAnsi="Times New Roman" w:cs="Times New Roman"/>
+          <w:b/>
+          <w:bCs/>
+        </w:rPr>
+        <w:t>Sprint / Review:</w:t>
+      </w:r>
+      <w:r>
+        <w:rPr>
+          <w:rFonts w:ascii="Times New Roman" w:hAnsi="Times New Roman" w:cs="Times New Roman"/>
+        </w:rPr>
+        <w:br/>
+        <w:t>Completed the project, reviewed the final implementation, prepared the presentation and demonstrated the PRISM solution.</w:t>
+      </w:r>
+    </w:p>
+    <w:p>
+      <w:pPr>
+        <w:rPr>
+          <w:rFonts w:ascii="Times New Roman" w:hAnsi="Times New Roman" w:cs="Times New Roman"/>
+          <w:b/>
+          <w:bCs/>
+        </w:rPr>
+      </w:pPr>
+      <w:r>
+        <w:rPr>
+          <w:rFonts w:ascii="Times New Roman" w:hAnsi="Times New Roman" w:cs="Times New Roman"/>
+          <w:b/>
+          <w:bCs/>
+        </w:rPr>
+        <w:t>AI Roles</w:t>
+      </w:r>
+    </w:p>
+    <w:p>
+      <w:pPr>
+        <w:numPr>
+          <w:ilvl w:val="0"/>
+          <w:numId w:val="1"/>
+        </w:numPr>
+        <w:rPr>
+          <w:rFonts w:ascii="Times New Roman" w:hAnsi="Times New Roman" w:cs="Times New Roman"/>
+        </w:rPr>
+      </w:pPr>
+      <w:r>
+        <w:rPr>
+          <w:rFonts w:ascii="Times New Roman" w:hAnsi="Times New Roman" w:cs="Times New Roman"/>
+          <w:b/>
+          <w:bCs/>
+        </w:rPr>
+        <w:t>S1:</w:t>
+      </w:r>
+      <w:r>
+        <w:rPr>
+          <w:rFonts w:ascii="Times New Roman" w:hAnsi="Times New Roman" w:cs="Times New Roman"/>
+        </w:rPr>
+        <w:t xml:space="preserve"> Finalize procurement use cases and AI recommendations. </w:t>
+      </w:r>
+    </w:p>
+    <w:p>
+      <w:pPr>
+        <w:numPr>
+          <w:ilvl w:val="0"/>
+          <w:numId w:val="1"/>
+        </w:numPr>
+        <w:rPr>
+          <w:rFonts w:ascii="Times New Roman" w:hAnsi="Times New Roman" w:cs="Times New Roman"/>
+        </w:rPr>
+      </w:pPr>
+      <w:r>
+        <w:rPr>
+          <w:rFonts w:ascii="Times New Roman" w:hAnsi="Times New Roman" w:cs="Times New Roman"/>
+          <w:b/>
+          <w:bCs/>
+        </w:rPr>
+        <w:t>S2:</w:t>
+      </w:r>
+      <w:r>
+        <w:rPr>
+          <w:rFonts w:ascii="Times New Roman" w:hAnsi="Times New Roman" w:cs="Times New Roman"/>
+        </w:rPr>
+        <w:t xml:space="preserve"> Finalize dashboard and comparison screens. </w:t>
+      </w:r>
+    </w:p>
+    <w:p>
+      <w:pPr>
+        <w:numPr>
+          <w:ilvl w:val="0"/>
+          <w:numId w:val="1"/>
+        </w:numPr>
+        <w:rPr>
+          <w:rFonts w:ascii="Times New Roman" w:hAnsi="Times New Roman" w:cs="Times New Roman"/>
+        </w:rPr>
+      </w:pPr>
+      <w:r>
+        <w:rPr>
+          <w:rFonts w:ascii="Times New Roman" w:hAnsi="Times New Roman" w:cs="Times New Roman"/>
+          <w:b/>
+          <w:bCs/>
+        </w:rPr>
+        <w:t>S3:</w:t>
+      </w:r>
+      <w:r>
+        <w:rPr>
+          <w:rFonts w:ascii="Times New Roman" w:hAnsi="Times New Roman" w:cs="Times New Roman"/>
+        </w:rPr>
+        <w:t xml:space="preserve"> Finalize AI-agent workflows and SNS Agent Workbench. </w:t>
+      </w:r>
+    </w:p>
+    <w:p>
+      <w:pPr>
+        <w:numPr>
+          <w:ilvl w:val="0"/>
+          <w:numId w:val="1"/>
+        </w:numPr>
+        <w:rPr>
+          <w:rFonts w:ascii="Times New Roman" w:hAnsi="Times New Roman" w:cs="Times New Roman"/>
+        </w:rPr>
+      </w:pPr>
+      <w:r>
+        <w:rPr>
+          <w:rFonts w:ascii="Times New Roman" w:hAnsi="Times New Roman" w:cs="Times New Roman"/>
+          <w:b/>
+          <w:bCs/>
+        </w:rPr>
+        <w:t>S4:</w:t>
+      </w:r>
+      <w:r>
+        <w:rPr>
+          <w:rFonts w:ascii="Times New Roman" w:hAnsi="Times New Roman" w:cs="Times New Roman"/>
+        </w:rPr>
+        <w:t xml:space="preserve"> Finalize procurement, supplier and risk data. </w:t>
+      </w:r>
+    </w:p>
+    <w:p>
+      <w:pPr>
+        <w:numPr>
+          <w:ilvl w:val="0"/>
+          <w:numId w:val="1"/>
+        </w:numPr>
+        <w:rPr>
+          <w:rFonts w:ascii="Times New Roman" w:hAnsi="Times New Roman" w:cs="Times New Roman"/>
+        </w:rPr>
+      </w:pPr>
+      <w:r>
+        <w:rPr>
+          <w:rFonts w:ascii="Times New Roman" w:hAnsi="Times New Roman" w:cs="Times New Roman"/>
+          <w:b/>
+          <w:bCs/>
+        </w:rPr>
+        <w:t>Team:</w:t>
+      </w:r>
+      <w:r>
+        <w:rPr>
+          <w:rFonts w:ascii="Times New Roman" w:hAnsi="Times New Roman" w:cs="Times New Roman"/>
+        </w:rPr>
+        <w:t xml:space="preserve"> Present the completed PRISM solution and demonstrate the end-to-end workflow. </w:t>
+      </w:r>
+    </w:p>
+    <w:p>
+      <w:pPr>
+        <w:rPr>
+          <w:rFonts w:ascii="Times New Roman" w:hAnsi="Times New Roman" w:cs="Times New Roman"/>
+          <w:b/>
+          <w:bCs/>
+        </w:rPr>
+      </w:pPr>
+    </w:p>
+    <w:p>
+      <w:pPr>
+        <w:rPr>
+          <w:rFonts w:ascii="Times New Roman" w:hAnsi="Times New Roman" w:cs="Times New Roman"/>
+          <w:b/>
+          <w:bCs/>
+        </w:rPr>
+      </w:pPr>
+    </w:p>
+    <w:p>
+      <w:pPr>
+        <w:rPr>
+          <w:rFonts w:ascii="Times New Roman" w:hAnsi="Times New Roman" w:cs="Times New Roman"/>
+          <w:b/>
+          <w:bCs/>
+        </w:rPr>
+      </w:pPr>
+    </w:p>
+    <w:p>
+      <w:pPr>
+        <w:rPr>
+          <w:rFonts w:ascii="Times New Roman" w:hAnsi="Times New Roman" w:cs="Times New Roman"/>
+          <w:b/>
+          <w:bCs/>
+        </w:rPr>
+      </w:pPr>
+    </w:p>
+    <w:p>
+      <w:pPr>
+        <w:rPr>
+          <w:rFonts w:ascii="Times New Roman" w:hAnsi="Times New Roman" w:cs="Times New Roman"/>
+          <w:b/>
+          <w:bCs/>
+        </w:rPr>
+      </w:pPr>
+    </w:p>
+    <w:p>
+      <w:pPr>
+        <w:rPr>
+          <w:rFonts w:ascii="Times New Roman" w:hAnsi="Times New Roman" w:cs="Times New Roman"/>
+          <w:b/>
+          <w:bCs/>
+        </w:rPr>
+      </w:pPr>
+    </w:p>
+    <w:p>
+      <w:pPr>
+        <w:rPr>
+          <w:rFonts w:ascii="Times New Roman" w:hAnsi="Times New Roman" w:cs="Times New Roman"/>
+          <w:b/>
+          <w:bCs/>
+        </w:rPr>
+      </w:pPr>
+      <w:r>
+        <w:rPr>
+          <w:rFonts w:ascii="Times New Roman" w:hAnsi="Times New Roman" w:cs="Times New Roman"/>
+          <w:b/>
+          <w:bCs/>
+        </w:rPr>
+        <w:lastRenderedPageBreak/>
+        <w:t>Assessment</w:t>
+      </w:r>
+    </w:p>
+    <w:p>
+      <w:pPr>
+        <w:rPr>
+          <w:rFonts w:ascii="Times New Roman" w:hAnsi="Times New Roman" w:cs="Times New Roman"/>
+        </w:rPr>
+      </w:pPr>
+      <w:r>
+        <w:rPr>
+          <w:rFonts w:ascii="Times New Roman" w:hAnsi="Times New Roman" w:cs="Times New Roman"/>
+          <w:b/>
+          <w:bCs/>
+        </w:rPr>
+        <w:t>Final Project Presentation &amp; Demo</w:t>
+      </w:r>
+    </w:p>
+    <w:p>
+      <w:pPr>
+        <w:rPr>
+          <w:rFonts w:ascii="Times New Roman" w:hAnsi="Times New Roman" w:cs="Times New Roman"/>
+          <w:b/>
+          <w:bCs/>
+        </w:rPr>
+      </w:pPr>
+    </w:p>
+    <w:p>
+      <w:pPr>
+        <w:rPr>
+          <w:rFonts w:ascii="Times New Roman" w:hAnsi="Times New Roman" w:cs="Times New Roman"/>
+          <w:b/>
+          <w:bCs/>
+        </w:rPr>
+      </w:pPr>
+      <w:r>
+        <w:rPr>
+          <w:rFonts w:ascii="Times New Roman" w:hAnsi="Times New Roman" w:cs="Times New Roman"/>
+          <w:b/>
+          <w:bCs/>
+        </w:rPr>
+        <w:t>Daily Review</w:t>
+      </w:r>
+    </w:p>
+    <w:p>
+      <w:pPr>
+        <w:rPr>
+          <w:rFonts w:ascii="Times New Roman" w:hAnsi="Times New Roman" w:cs="Times New Roman"/>
+        </w:rPr>
+      </w:pPr>
+      <w:r>
+        <w:rPr>
+          <w:rFonts w:ascii="Times New Roman" w:hAnsi="Times New Roman" w:cs="Times New Roman"/>
+          <w:b/>
+          <w:bCs/>
+        </w:rPr>
+        <w:t>Final Project &amp; Presentation Review</w:t>
+      </w:r>
+    </w:p>
+    <w:p>
+      <w:pPr>
+        <w:rPr>
+          <w:rFonts w:ascii="Times New Roman" w:hAnsi="Times New Roman" w:cs="Times New Roman"/>
+          <w:b/>
+          <w:bCs/>
+        </w:rPr>
+      </w:pPr>
+    </w:p>
+    <w:p>
+      <w:pPr>
+        <w:rPr>
+          <w:rFonts w:ascii="Times New Roman" w:hAnsi="Times New Roman" w:cs="Times New Roman"/>
+          <w:b/>
+          <w:bCs/>
+        </w:rPr>
+      </w:pPr>
+      <w:r>
+        <w:rPr>
+          <w:rFonts w:ascii="Times New Roman" w:hAnsi="Times New Roman" w:cs="Times New Roman"/>
+          <w:b/>
+          <w:bCs/>
+        </w:rPr>
+        <w:t>3C</w:t>
+      </w:r>
+    </w:p>
+    <w:p>
+      <w:pPr>
+        <w:rPr>
+          <w:rFonts w:ascii="Times New Roman" w:hAnsi="Times New Roman" w:cs="Times New Roman"/>
+        </w:rPr>
+      </w:pPr>
+      <w:r>
+        <w:rPr>
+          <w:rFonts w:ascii="Times New Roman" w:hAnsi="Times New Roman" w:cs="Times New Roman"/>
+          <w:b/>
+          <w:bCs/>
+        </w:rPr>
+        <w:t>Final PRISM Demonstration:</w:t>
+      </w:r>
+      <w:r>
+        <w:rPr>
+          <w:rFonts w:ascii="Times New Roman" w:hAnsi="Times New Roman" w:cs="Times New Roman"/>
+        </w:rPr>
+        <w:br/>
+        <w:t>Present the completed solution and demonstrate the procurement workflow from requirement identification to decision and negotiation.</w:t>
+      </w:r>
+    </w:p>
+    <w:p>
+      <w:pPr>
+        <w:rPr>
+          <w:rFonts w:ascii="Times New Roman" w:hAnsi="Times New Roman" w:cs="Times New Roman"/>
+          <w:b/>
+          <w:bCs/>
+        </w:rPr>
+      </w:pPr>
+    </w:p>
+    <w:p>
+      <w:pPr>
+        <w:rPr>
+          <w:rFonts w:ascii="Times New Roman" w:hAnsi="Times New Roman" w:cs="Times New Roman"/>
+          <w:b/>
+          <w:bCs/>
+        </w:rPr>
+      </w:pPr>
+      <w:r>
+        <w:rPr>
+          <w:rFonts w:ascii="Times New Roman" w:hAnsi="Times New Roman" w:cs="Times New Roman"/>
+          <w:b/>
+          <w:bCs/>
+        </w:rPr>
+        <w:t>Key Takeaway</w:t>
+      </w:r>
+    </w:p>
+    <w:p>
+      <w:pPr>
+        <w:rPr>
+          <w:rFonts w:ascii="Times New Roman" w:hAnsi="Times New Roman" w:cs="Times New Roman"/>
+        </w:rPr>
+      </w:pPr>
+      <w:r>
+        <w:rPr>
+          <w:rFonts w:ascii="Times New Roman" w:hAnsi="Times New Roman" w:cs="Times New Roman"/>
+          <w:b/>
+          <w:bCs/>
+        </w:rPr>
+        <w:t>Completed the PRISM project and presented the final solution with its system architecture, AI workflows and working prototype.</w:t>
+      </w:r>
+    </w:p>
+    <w:p>
+      <w:pPr>
+        <w:rPr>
+          <w:rFonts w:ascii="Times New Roman" w:hAnsi="Times New Roman" w:cs="Times New Roman"/>
+        </w:rPr>
+      </w:pPr>
+    </w:p>
     <w:sectPr>
       <w:pgSz w:w="11906" w:h="16838"/>
       <w:pgMar w:top="1440" w:right="1440" w:bottom="1440" w:left="1440" w:header="708" w:footer="708" w:gutter="0"/>
@@ -11,6 +569,163 @@
     </w:sectPr>
   </w:body>
 </w:document>
+</file>
+
+<file path=word/numbering.xml><?xml version="1.0" encoding="utf-8"?>
+<w:numbering xmlns:wpc="http://schemas.microsoft.com/office/word/2010/wordprocessingCanvas" xmlns:cx="http://schemas.microsoft.com/office/drawing/2014/chartex" xmlns:cx1="http://schemas.microsoft.com/office/drawing/2015/9/8/chartex" xmlns:cx2="http://schemas.microsoft.com/office/drawing/2015/10/21/chartex" xmlns:cx3="http://schemas.microsoft.com/office/drawing/2016/5/9/chartex" xmlns:cx4="http://schemas.microsoft.com/office/drawing/2016/5/10/chartex" xmlns:cx5="http://schemas.microsoft.com/office/drawing/2016/5/11/chartex" xmlns:cx6="http://schemas.microsoft.com/office/drawing/2016/5/12/chartex" xmlns:cx7="http://schemas.microsoft.com/office/drawing/2016/5/13/chartex" xmlns:cx8="http://schemas.microsoft.com/office/drawing/2016/5/14/chartex" xmlns:mc="http://schemas.openxmlformats.org/markup-compatibility/2006" xmlns:aink="http://schemas.microsoft.com/office/drawing/2016/ink" xmlns:am3d="http://schemas.microsoft.com/office/drawing/2017/model3d" xmlns:o="urn:schemas-microsoft-com:office:office" xmlns:oel="http://schemas.microsoft.com/office/2019/extlst" xmlns:r="http://schemas.openxmlformats.org/officeDocument/2006/relationships" xmlns:m="http://schemas.openxmlformats.org/officeDocument/2006/math" xmlns:v="urn:schemas-microsoft-com:vml" xmlns:wp14="http://schemas.microsoft.com/office/word/2010/wordprocessingDrawing" xmlns:wp="http://schemas.openxmlformats.org/drawingml/2006/wordprocessingDrawing" xmlns:w10="urn:schemas-microsoft-com:office:word" xmlns:w="http://schemas.openxmlformats.org/wordprocessingml/2006/main" xmlns:w14="http://schemas.microsoft.com/office/word/2010/wordml" xmlns:w15="http://schemas.microsoft.com/office/word/2012/wordml" xmlns:w16cex="http://schemas.microsoft.com/office/word/2018/wordml/cex" xmlns:w16cid="http://schemas.microsoft.com/office/word/2016/wordml/cid" xmlns:w16="http://schemas.microsoft.com/office/word/2018/wordml" xmlns:w16du="http://schemas.microsoft.com/office/word/2023/wordml/word16du" xmlns:w16sdtdh="http://schemas.microsoft.com/office/word/2020/wordml/sdtdatahash" xmlns:w16sdtfl="http://schemas.microsoft.com/office/word/2024/wordml/sdtformatlock" xmlns:w16se="http://schemas.microsoft.com/office/word/2015/wordml/symex" xmlns:wpg="http://schemas.microsoft.com/office/word/2010/wordprocessingGroup" xmlns:wpi="http://schemas.microsoft.com/office/word/2010/wordprocessingInk" xmlns:wne="http://schemas.microsoft.com/office/word/2006/wordml" xmlns:wps="http://schemas.microsoft.com/office/word/2010/wordprocessingShape" mc:Ignorable="w14 w15 w16se w16cid w16 w16cex w16sdtdh w16sdtfl w16du wp14">
+  <w:abstractNum w:abstractNumId="0" w15:restartNumberingAfterBreak="0">
+    <w:nsid w:val="4B500949"/>
+    <w:multiLevelType w:val="multilevel"/>
+    <w:tmpl w:val="BF26C7DC"/>
+    <w:lvl w:ilvl="0">
+      <w:start w:val="1"/>
+      <w:numFmt w:val="bullet"/>
+      <w:lvlText w:val=""/>
+      <w:lvlJc w:val="left"/>
+      <w:pPr>
+        <w:tabs>
+          <w:tab w:val="num" w:pos="720"/>
+        </w:tabs>
+        <w:ind w:left="720" w:hanging="360"/>
+      </w:pPr>
+      <w:rPr>
+        <w:rFonts w:ascii="Symbol" w:hAnsi="Symbol" w:hint="default"/>
+        <w:sz w:val="20"/>
+      </w:rPr>
+    </w:lvl>
+    <w:lvl w:ilvl="1" w:tentative="1">
+      <w:start w:val="1"/>
+      <w:numFmt w:val="bullet"/>
+      <w:lvlText w:val="o"/>
+      <w:lvlJc w:val="left"/>
+      <w:pPr>
+        <w:tabs>
+          <w:tab w:val="num" w:pos="1440"/>
+        </w:tabs>
+        <w:ind w:left="1440" w:hanging="360"/>
+      </w:pPr>
+      <w:rPr>
+        <w:rFonts w:ascii="Courier New" w:hAnsi="Courier New" w:hint="default"/>
+        <w:sz w:val="20"/>
+      </w:rPr>
+    </w:lvl>
+    <w:lvl w:ilvl="2" w:tentative="1">
+      <w:start w:val="1"/>
+      <w:numFmt w:val="bullet"/>
+      <w:lvlText w:val=""/>
+      <w:lvlJc w:val="left"/>
+      <w:pPr>
+        <w:tabs>
+          <w:tab w:val="num" w:pos="2160"/>
+        </w:tabs>
+        <w:ind w:left="2160" w:hanging="360"/>
+      </w:pPr>
+      <w:rPr>
+        <w:rFonts w:ascii="Wingdings" w:hAnsi="Wingdings" w:hint="default"/>
+        <w:sz w:val="20"/>
+      </w:rPr>
+    </w:lvl>
+    <w:lvl w:ilvl="3" w:tentative="1">
+      <w:start w:val="1"/>
+      <w:numFmt w:val="bullet"/>
+      <w:lvlText w:val=""/>
+      <w:lvlJc w:val="left"/>
+      <w:pPr>
+        <w:tabs>
+          <w:tab w:val="num" w:pos="2880"/>
+        </w:tabs>
+        <w:ind w:left="2880" w:hanging="360"/>
+      </w:pPr>
+      <w:rPr>
+        <w:rFonts w:ascii="Wingdings" w:hAnsi="Wingdings" w:hint="default"/>
+        <w:sz w:val="20"/>
+      </w:rPr>
+    </w:lvl>
+    <w:lvl w:ilvl="4" w:tentative="1">
+      <w:start w:val="1"/>
+      <w:numFmt w:val="bullet"/>
+      <w:lvlText w:val=""/>
+      <w:lvlJc w:val="left"/>
+      <w:pPr>
+        <w:tabs>
+          <w:tab w:val="num" w:pos="3600"/>
+        </w:tabs>
+        <w:ind w:left="3600" w:hanging="360"/>
+      </w:pPr>
+      <w:rPr>
+        <w:rFonts w:ascii="Wingdings" w:hAnsi="Wingdings" w:hint="default"/>
+        <w:sz w:val="20"/>
+      </w:rPr>
+    </w:lvl>
+    <w:lvl w:ilvl="5" w:tentative="1">
+      <w:start w:val="1"/>
+      <w:numFmt w:val="bullet"/>
+      <w:lvlText w:val=""/>
+      <w:lvlJc w:val="left"/>
+      <w:pPr>
+        <w:tabs>
+          <w:tab w:val="num" w:pos="4320"/>
+        </w:tabs>
+        <w:ind w:left="4320" w:hanging="360"/>
+      </w:pPr>
+      <w:rPr>
+        <w:rFonts w:ascii="Wingdings" w:hAnsi="Wingdings" w:hint="default"/>
+        <w:sz w:val="20"/>
+      </w:rPr>
+    </w:lvl>
+    <w:lvl w:ilvl="6" w:tentative="1">
+      <w:start w:val="1"/>
+      <w:numFmt w:val="bullet"/>
+      <w:lvlText w:val=""/>
+      <w:lvlJc w:val="left"/>
+      <w:pPr>
+        <w:tabs>
+          <w:tab w:val="num" w:pos="5040"/>
+        </w:tabs>
+        <w:ind w:left="5040" w:hanging="360"/>
+      </w:pPr>
+      <w:rPr>
+        <w:rFonts w:ascii="Wingdings" w:hAnsi="Wingdings" w:hint="default"/>
+        <w:sz w:val="20"/>
+      </w:rPr>
+    </w:lvl>
+    <w:lvl w:ilvl="7" w:tentative="1">
+      <w:start w:val="1"/>
+      <w:numFmt w:val="bullet"/>
+      <w:lvlText w:val=""/>
+      <w:lvlJc w:val="left"/>
+      <w:pPr>
+        <w:tabs>
+          <w:tab w:val="num" w:pos="5760"/>
+        </w:tabs>
+        <w:ind w:left="5760" w:hanging="360"/>
+      </w:pPr>
+      <w:rPr>
+        <w:rFonts w:ascii="Wingdings" w:hAnsi="Wingdings" w:hint="default"/>
+        <w:sz w:val="20"/>
+      </w:rPr>
+    </w:lvl>
+    <w:lvl w:ilvl="8" w:tentative="1">
+      <w:start w:val="1"/>
+      <w:numFmt w:val="bullet"/>
+      <w:lvlText w:val=""/>
+      <w:lvlJc w:val="left"/>
+      <w:pPr>
+        <w:tabs>
+          <w:tab w:val="num" w:pos="6480"/>
+        </w:tabs>
+        <w:ind w:left="6480" w:hanging="360"/>
+      </w:pPr>
+      <w:rPr>
+        <w:rFonts w:ascii="Wingdings" w:hAnsi="Wingdings" w:hint="default"/>
+        <w:sz w:val="20"/>
+      </w:rPr>
+    </w:lvl>
+  </w:abstractNum>
+  <w:num w:numId="1" w16cid:durableId="2143881440">
+    <w:abstractNumId w:val="0"/>
+  </w:num>
+</w:numbering>
 </file>
 
 <file path=word/styles.xml><?xml version="1.0" encoding="utf-8"?>
@@ -616,7 +1331,6 @@
   <w:style w:type="character" w:default="1" w:styleId="DefaultParagraphFont">
     <w:name w:val="Default Paragraph Font"/>
     <w:uiPriority w:val="1"/>
-    <w:semiHidden/>
     <w:unhideWhenUsed/>
   </w:style>
   <w:style w:type="table" w:default="1" w:styleId="TableNormal">
